--- a/00-首页/题组Word/初赛模拟卷（老·I~IX）/真题版式/初赛模拟卷I（非有机·答案与解析版·真题版式）.docx
+++ b/00-首页/题组Word/初赛模拟卷（老·I~IX）/真题版式/初赛模拟卷I（非有机·答案与解析版·真题版式）.docx
@@ -4937,7 +4937,7 @@
       <w:r>
         <w:drawing>
           <wp:inline>
-            <wp:extent cx="3600000" cy="1519075"/>
+            <wp:extent cx="2520000" cy="1063352"/>
             <wp:effectExtent b="0" l="0" r="0" t="0"/>
             <wp:docPr descr="" title="" id="22" name="Picture"/>
             <a:graphic>
@@ -4958,7 +4958,7 @@
                   <pic:spPr bwMode="auto">
                     <a:xfrm>
                       <a:off x="0" y="0"/>
-                      <a:ext cx="3600000" cy="1519075"/>
+                      <a:ext cx="2520000" cy="1063352"/>
                     </a:xfrm>
                     <a:prstGeom prst="rect">
                       <a:avLst/>
@@ -5243,7 +5243,7 @@
       <w:r>
         <w:drawing>
           <wp:inline>
-            <wp:extent cx="3600000" cy="2700000"/>
+            <wp:extent cx="2496000" cy="1872000"/>
             <wp:effectExtent b="0" l="0" r="0" t="0"/>
             <wp:docPr descr="" title="" id="25" name="Picture"/>
             <a:graphic>
@@ -5264,7 +5264,7 @@
                   <pic:spPr bwMode="auto">
                     <a:xfrm>
                       <a:off x="0" y="0"/>
-                      <a:ext cx="3600000" cy="2700000"/>
+                      <a:ext cx="2496000" cy="1872000"/>
                     </a:xfrm>
                     <a:prstGeom prst="rect">
                       <a:avLst/>
@@ -17381,7 +17381,7 @@
       <w:r>
         <w:drawing>
           <wp:inline>
-            <wp:extent cx="3240000" cy="2689811"/>
+            <wp:extent cx="2015999" cy="1673660"/>
             <wp:effectExtent b="0" l="0" r="0" t="0"/>
             <wp:docPr descr="" title="" id="36" name="Picture"/>
             <a:graphic>
@@ -17402,7 +17402,7 @@
                   <pic:spPr bwMode="auto">
                     <a:xfrm>
                       <a:off x="0" y="0"/>
-                      <a:ext cx="3240000" cy="2689811"/>
+                      <a:ext cx="2015999" cy="1673660"/>
                     </a:xfrm>
                     <a:prstGeom prst="rect">
                       <a:avLst/>
@@ -19052,7 +19052,7 @@
       <w:r>
         <w:drawing>
           <wp:inline>
-            <wp:extent cx="2946400" cy="2933700"/>
+            <wp:extent cx="2015999" cy="2007310"/>
             <wp:effectExtent b="0" l="0" r="0" t="0"/>
             <wp:docPr descr="" title="" id="44" name="Picture"/>
             <a:graphic>
@@ -19073,7 +19073,7 @@
                   <pic:spPr bwMode="auto">
                     <a:xfrm>
                       <a:off x="0" y="0"/>
-                      <a:ext cx="2946400" cy="2933700"/>
+                      <a:ext cx="2015999" cy="2007310"/>
                     </a:xfrm>
                     <a:prstGeom prst="rect">
                       <a:avLst/>
@@ -19221,7 +19221,7 @@
       <w:r>
         <w:drawing>
           <wp:inline>
-            <wp:extent cx="3086100" cy="1739900"/>
+            <wp:extent cx="2520000" cy="1420740"/>
             <wp:effectExtent b="0" l="0" r="0" t="0"/>
             <wp:docPr descr="" title="" id="47" name="Picture"/>
             <a:graphic>
@@ -19242,7 +19242,7 @@
                   <pic:spPr bwMode="auto">
                     <a:xfrm>
                       <a:off x="0" y="0"/>
-                      <a:ext cx="3086100" cy="1739900"/>
+                      <a:ext cx="2520000" cy="1420740"/>
                     </a:xfrm>
                     <a:prstGeom prst="rect">
                       <a:avLst/>
@@ -20299,7 +20299,7 @@
       <w:r>
         <w:drawing>
           <wp:inline>
-            <wp:extent cx="3600000" cy="1886399"/>
+            <wp:extent cx="2520000" cy="1320479"/>
             <wp:effectExtent b="0" l="0" r="0" t="0"/>
             <wp:docPr descr="" title="" id="52" name="Picture"/>
             <a:graphic>
@@ -20320,7 +20320,7 @@
                   <pic:spPr bwMode="auto">
                     <a:xfrm>
                       <a:off x="0" y="0"/>
-                      <a:ext cx="3600000" cy="1886399"/>
+                      <a:ext cx="2520000" cy="1320479"/>
                     </a:xfrm>
                     <a:prstGeom prst="rect">
                       <a:avLst/>
@@ -23228,7 +23228,7 @@
       <w:r>
         <w:drawing>
           <wp:inline>
-            <wp:extent cx="1879600" cy="3784600"/>
+            <wp:extent cx="1180026" cy="2376000"/>
             <wp:effectExtent b="0" l="0" r="0" t="0"/>
             <wp:docPr descr="" title="" id="57" name="Picture"/>
             <a:graphic>
@@ -23249,7 +23249,7 @@
                   <pic:spPr bwMode="auto">
                     <a:xfrm>
                       <a:off x="0" y="0"/>
-                      <a:ext cx="1879600" cy="3784600"/>
+                      <a:ext cx="1180026" cy="2376000"/>
                     </a:xfrm>
                     <a:prstGeom prst="rect">
                       <a:avLst/>
@@ -23277,7 +23277,7 @@
       <w:r>
         <w:drawing>
           <wp:inline>
-            <wp:extent cx="1917700" cy="3784600"/>
+            <wp:extent cx="1203946" cy="2376000"/>
             <wp:effectExtent b="0" l="0" r="0" t="0"/>
             <wp:docPr descr="" title="" id="60" name="Picture"/>
             <a:graphic>
@@ -23298,7 +23298,7 @@
                   <pic:spPr bwMode="auto">
                     <a:xfrm>
                       <a:off x="0" y="0"/>
-                      <a:ext cx="1917700" cy="3784600"/>
+                      <a:ext cx="1203946" cy="2376000"/>
                     </a:xfrm>
                     <a:prstGeom prst="rect">
                       <a:avLst/>
@@ -25312,7 +25312,7 @@
       <w:r>
         <w:drawing>
           <wp:inline>
-            <wp:extent cx="3600000" cy="2230985"/>
+            <wp:extent cx="2520000" cy="1561690"/>
             <wp:effectExtent b="0" l="0" r="0" t="0"/>
             <wp:docPr descr="" title="" id="65" name="Picture"/>
             <a:graphic>
@@ -25333,7 +25333,7 @@
                   <pic:spPr bwMode="auto">
                     <a:xfrm>
                       <a:off x="0" y="0"/>
-                      <a:ext cx="3600000" cy="2230985"/>
+                      <a:ext cx="2520000" cy="1561690"/>
                     </a:xfrm>
                     <a:prstGeom prst="rect">
                       <a:avLst/>
@@ -25979,7 +25979,7 @@
       <w:r>
         <w:drawing>
           <wp:inline>
-            <wp:extent cx="3240000" cy="3379141"/>
+            <wp:extent cx="1932988" cy="2015999"/>
             <wp:effectExtent b="0" l="0" r="0" t="0"/>
             <wp:docPr descr="" title="" id="70" name="Picture"/>
             <a:graphic>
@@ -26000,7 +26000,7 @@
                   <pic:spPr bwMode="auto">
                     <a:xfrm>
                       <a:off x="0" y="0"/>
-                      <a:ext cx="3240000" cy="3379141"/>
+                      <a:ext cx="1932988" cy="2015999"/>
                     </a:xfrm>
                     <a:prstGeom prst="rect">
                       <a:avLst/>
